--- a/project h.docx
+++ b/project h.docx
@@ -1871,6 +1871,682 @@
         </w:tc>
       </w:tr>
     </w:tbl>
+    <w:tbl>
+      <w:tblPr>
+        <w:tblStyle w:val="Grilledutableau"/>
+        <w:tblpPr w:leftFromText="141" w:rightFromText="141" w:vertAnchor="text" w:horzAnchor="page" w:tblpX="8476" w:tblpY="389"/>
+        <w:tblW w:w="0" w:type="auto"/>
+        <w:tblLook w:val="04A0" w:firstRow="1" w:lastRow="0" w:firstColumn="1" w:lastColumn="0" w:noHBand="0" w:noVBand="1"/>
+      </w:tblPr>
+      <w:tblGrid>
+        <w:gridCol w:w="1824"/>
+        <w:gridCol w:w="777"/>
+      </w:tblGrid>
+      <w:tr>
+        <w:trPr>
+          <w:trHeight w:val="311"/>
+        </w:trPr>
+        <w:tc>
+          <w:tcPr>
+            <w:tcW w:w="1824" w:type="dxa"/>
+          </w:tcPr>
+          <w:p>
+            <w:pPr>
+              <w:jc w:val="center"/>
+            </w:pPr>
+            <w:r>
+              <w:t>ACIDE AMINE</w:t>
+            </w:r>
+          </w:p>
+        </w:tc>
+        <w:tc>
+          <w:tcPr>
+            <w:tcW w:w="777" w:type="dxa"/>
+          </w:tcPr>
+          <w:p>
+            <w:pPr>
+              <w:jc w:val="center"/>
+            </w:pPr>
+          </w:p>
+        </w:tc>
+      </w:tr>
+      <w:tr>
+        <w:trPr>
+          <w:trHeight w:val="311"/>
+        </w:trPr>
+        <w:tc>
+          <w:tcPr>
+            <w:tcW w:w="1824" w:type="dxa"/>
+          </w:tcPr>
+          <w:p>
+            <w:pPr>
+              <w:jc w:val="center"/>
+            </w:pPr>
+            <w:r>
+              <w:t>Phénylalanine</w:t>
+            </w:r>
+          </w:p>
+        </w:tc>
+        <w:tc>
+          <w:tcPr>
+            <w:tcW w:w="777" w:type="dxa"/>
+          </w:tcPr>
+          <w:p>
+            <w:pPr>
+              <w:jc w:val="center"/>
+            </w:pPr>
+            <w:r>
+              <w:t>F</w:t>
+            </w:r>
+          </w:p>
+        </w:tc>
+      </w:tr>
+      <w:tr>
+        <w:trPr>
+          <w:trHeight w:val="311"/>
+        </w:trPr>
+        <w:tc>
+          <w:tcPr>
+            <w:tcW w:w="1824" w:type="dxa"/>
+          </w:tcPr>
+          <w:p>
+            <w:pPr>
+              <w:jc w:val="center"/>
+            </w:pPr>
+            <w:r>
+              <w:t>Leucine</w:t>
+            </w:r>
+          </w:p>
+        </w:tc>
+        <w:tc>
+          <w:tcPr>
+            <w:tcW w:w="777" w:type="dxa"/>
+          </w:tcPr>
+          <w:p>
+            <w:pPr>
+              <w:jc w:val="center"/>
+            </w:pPr>
+            <w:r>
+              <w:t>L</w:t>
+            </w:r>
+          </w:p>
+        </w:tc>
+      </w:tr>
+      <w:tr>
+        <w:trPr>
+          <w:trHeight w:val="311"/>
+        </w:trPr>
+        <w:tc>
+          <w:tcPr>
+            <w:tcW w:w="1824" w:type="dxa"/>
+          </w:tcPr>
+          <w:p>
+            <w:pPr>
+              <w:jc w:val="center"/>
+            </w:pPr>
+            <w:r>
+              <w:t>Isoleucine</w:t>
+            </w:r>
+          </w:p>
+        </w:tc>
+        <w:tc>
+          <w:tcPr>
+            <w:tcW w:w="777" w:type="dxa"/>
+          </w:tcPr>
+          <w:p>
+            <w:pPr>
+              <w:jc w:val="center"/>
+            </w:pPr>
+            <w:r>
+              <w:t>I</w:t>
+            </w:r>
+          </w:p>
+        </w:tc>
+      </w:tr>
+      <w:tr>
+        <w:trPr>
+          <w:trHeight w:val="330"/>
+        </w:trPr>
+        <w:tc>
+          <w:tcPr>
+            <w:tcW w:w="1824" w:type="dxa"/>
+          </w:tcPr>
+          <w:p>
+            <w:pPr>
+              <w:jc w:val="center"/>
+            </w:pPr>
+            <w:r>
+              <w:t>Méthionine</w:t>
+            </w:r>
+          </w:p>
+        </w:tc>
+        <w:tc>
+          <w:tcPr>
+            <w:tcW w:w="777" w:type="dxa"/>
+          </w:tcPr>
+          <w:p>
+            <w:pPr>
+              <w:jc w:val="center"/>
+            </w:pPr>
+            <w:r>
+              <w:t>M</w:t>
+            </w:r>
+          </w:p>
+        </w:tc>
+      </w:tr>
+      <w:tr>
+        <w:trPr>
+          <w:trHeight w:val="311"/>
+        </w:trPr>
+        <w:tc>
+          <w:tcPr>
+            <w:tcW w:w="1824" w:type="dxa"/>
+          </w:tcPr>
+          <w:p>
+            <w:pPr>
+              <w:jc w:val="center"/>
+            </w:pPr>
+            <w:r>
+              <w:t>Valine</w:t>
+            </w:r>
+          </w:p>
+        </w:tc>
+        <w:tc>
+          <w:tcPr>
+            <w:tcW w:w="777" w:type="dxa"/>
+          </w:tcPr>
+          <w:p>
+            <w:pPr>
+              <w:jc w:val="center"/>
+            </w:pPr>
+            <w:r>
+              <w:t>V</w:t>
+            </w:r>
+          </w:p>
+        </w:tc>
+      </w:tr>
+      <w:tr>
+        <w:trPr>
+          <w:trHeight w:val="311"/>
+        </w:trPr>
+        <w:tc>
+          <w:tcPr>
+            <w:tcW w:w="1824" w:type="dxa"/>
+          </w:tcPr>
+          <w:p>
+            <w:pPr>
+              <w:jc w:val="center"/>
+            </w:pPr>
+            <w:r>
+              <w:t>Sérine</w:t>
+            </w:r>
+          </w:p>
+        </w:tc>
+        <w:tc>
+          <w:tcPr>
+            <w:tcW w:w="777" w:type="dxa"/>
+          </w:tcPr>
+          <w:p>
+            <w:pPr>
+              <w:jc w:val="center"/>
+            </w:pPr>
+            <w:r>
+              <w:t>S</w:t>
+            </w:r>
+          </w:p>
+        </w:tc>
+      </w:tr>
+      <w:tr>
+        <w:trPr>
+          <w:trHeight w:val="311"/>
+        </w:trPr>
+        <w:tc>
+          <w:tcPr>
+            <w:tcW w:w="1824" w:type="dxa"/>
+          </w:tcPr>
+          <w:p>
+            <w:pPr>
+              <w:jc w:val="center"/>
+            </w:pPr>
+            <w:r>
+              <w:t>Proline</w:t>
+            </w:r>
+          </w:p>
+        </w:tc>
+        <w:tc>
+          <w:tcPr>
+            <w:tcW w:w="777" w:type="dxa"/>
+          </w:tcPr>
+          <w:p>
+            <w:pPr>
+              <w:jc w:val="center"/>
+            </w:pPr>
+            <w:r>
+              <w:t>P</w:t>
+            </w:r>
+          </w:p>
+        </w:tc>
+      </w:tr>
+      <w:tr>
+        <w:trPr>
+          <w:trHeight w:val="311"/>
+        </w:trPr>
+        <w:tc>
+          <w:tcPr>
+            <w:tcW w:w="1824" w:type="dxa"/>
+          </w:tcPr>
+          <w:p>
+            <w:pPr>
+              <w:jc w:val="center"/>
+            </w:pPr>
+            <w:r>
+              <w:t>Thréonine</w:t>
+            </w:r>
+          </w:p>
+        </w:tc>
+        <w:tc>
+          <w:tcPr>
+            <w:tcW w:w="777" w:type="dxa"/>
+          </w:tcPr>
+          <w:p>
+            <w:pPr>
+              <w:jc w:val="center"/>
+            </w:pPr>
+            <w:r>
+              <w:t>T</w:t>
+            </w:r>
+          </w:p>
+        </w:tc>
+      </w:tr>
+      <w:tr>
+        <w:trPr>
+          <w:trHeight w:val="330"/>
+        </w:trPr>
+        <w:tc>
+          <w:tcPr>
+            <w:tcW w:w="1824" w:type="dxa"/>
+          </w:tcPr>
+          <w:p>
+            <w:pPr>
+              <w:jc w:val="center"/>
+            </w:pPr>
+            <w:r>
+              <w:t>Alanine</w:t>
+            </w:r>
+          </w:p>
+        </w:tc>
+        <w:tc>
+          <w:tcPr>
+            <w:tcW w:w="777" w:type="dxa"/>
+          </w:tcPr>
+          <w:p>
+            <w:pPr>
+              <w:jc w:val="center"/>
+            </w:pPr>
+            <w:r>
+              <w:t>A</w:t>
+            </w:r>
+          </w:p>
+        </w:tc>
+      </w:tr>
+      <w:tr>
+        <w:trPr>
+          <w:trHeight w:val="311"/>
+        </w:trPr>
+        <w:tc>
+          <w:tcPr>
+            <w:tcW w:w="1824" w:type="dxa"/>
+          </w:tcPr>
+          <w:p>
+            <w:pPr>
+              <w:jc w:val="center"/>
+            </w:pPr>
+            <w:r>
+              <w:t>Tyrosine</w:t>
+            </w:r>
+          </w:p>
+        </w:tc>
+        <w:tc>
+          <w:tcPr>
+            <w:tcW w:w="777" w:type="dxa"/>
+          </w:tcPr>
+          <w:p>
+            <w:pPr>
+              <w:jc w:val="center"/>
+            </w:pPr>
+            <w:r>
+              <w:t>Y</w:t>
+            </w:r>
+          </w:p>
+        </w:tc>
+      </w:tr>
+      <w:tr>
+        <w:trPr>
+          <w:trHeight w:val="311"/>
+        </w:trPr>
+        <w:tc>
+          <w:tcPr>
+            <w:tcW w:w="1824" w:type="dxa"/>
+          </w:tcPr>
+          <w:p>
+            <w:pPr>
+              <w:jc w:val="center"/>
+              <w:rPr>
+                <w:lang w:val="en-US"/>
+              </w:rPr>
+            </w:pPr>
+            <w:r>
+              <w:rPr>
+                <w:lang w:val="en-US"/>
+              </w:rPr>
+              <w:t>Histidine</w:t>
+            </w:r>
+          </w:p>
+        </w:tc>
+        <w:tc>
+          <w:tcPr>
+            <w:tcW w:w="777" w:type="dxa"/>
+          </w:tcPr>
+          <w:p>
+            <w:pPr>
+              <w:jc w:val="center"/>
+            </w:pPr>
+            <w:r>
+              <w:t>H</w:t>
+            </w:r>
+          </w:p>
+        </w:tc>
+      </w:tr>
+      <w:tr>
+        <w:trPr>
+          <w:trHeight w:val="311"/>
+        </w:trPr>
+        <w:tc>
+          <w:tcPr>
+            <w:tcW w:w="1824" w:type="dxa"/>
+          </w:tcPr>
+          <w:p>
+            <w:pPr>
+              <w:jc w:val="center"/>
+            </w:pPr>
+            <w:r>
+              <w:t>Glutamine</w:t>
+            </w:r>
+          </w:p>
+        </w:tc>
+        <w:tc>
+          <w:tcPr>
+            <w:tcW w:w="777" w:type="dxa"/>
+          </w:tcPr>
+          <w:p>
+            <w:pPr>
+              <w:jc w:val="center"/>
+            </w:pPr>
+            <w:r>
+              <w:t>Q</w:t>
+            </w:r>
+          </w:p>
+        </w:tc>
+      </w:tr>
+      <w:tr>
+        <w:trPr>
+          <w:trHeight w:val="311"/>
+        </w:trPr>
+        <w:tc>
+          <w:tcPr>
+            <w:tcW w:w="1824" w:type="dxa"/>
+          </w:tcPr>
+          <w:p>
+            <w:pPr>
+              <w:jc w:val="center"/>
+            </w:pPr>
+            <w:r>
+              <w:t>Asparagine</w:t>
+            </w:r>
+          </w:p>
+        </w:tc>
+        <w:tc>
+          <w:tcPr>
+            <w:tcW w:w="777" w:type="dxa"/>
+          </w:tcPr>
+          <w:p>
+            <w:pPr>
+              <w:jc w:val="center"/>
+            </w:pPr>
+            <w:r>
+              <w:t>N</w:t>
+            </w:r>
+          </w:p>
+        </w:tc>
+      </w:tr>
+      <w:tr>
+        <w:trPr>
+          <w:trHeight w:val="330"/>
+        </w:trPr>
+        <w:tc>
+          <w:tcPr>
+            <w:tcW w:w="1824" w:type="dxa"/>
+          </w:tcPr>
+          <w:p>
+            <w:pPr>
+              <w:jc w:val="center"/>
+            </w:pPr>
+            <w:r>
+              <w:t>Lysine</w:t>
+            </w:r>
+          </w:p>
+        </w:tc>
+        <w:tc>
+          <w:tcPr>
+            <w:tcW w:w="777" w:type="dxa"/>
+          </w:tcPr>
+          <w:p>
+            <w:pPr>
+              <w:jc w:val="center"/>
+            </w:pPr>
+            <w:r>
+              <w:t>K</w:t>
+            </w:r>
+          </w:p>
+        </w:tc>
+      </w:tr>
+      <w:tr>
+        <w:trPr>
+          <w:trHeight w:val="311"/>
+        </w:trPr>
+        <w:tc>
+          <w:tcPr>
+            <w:tcW w:w="1824" w:type="dxa"/>
+          </w:tcPr>
+          <w:p>
+            <w:pPr>
+              <w:jc w:val="center"/>
+            </w:pPr>
+            <w:r>
+              <w:t xml:space="preserve">Acide </w:t>
+            </w:r>
+          </w:p>
+          <w:p>
+            <w:pPr>
+              <w:jc w:val="center"/>
+            </w:pPr>
+            <w:r>
+              <w:t>Aspartique</w:t>
+            </w:r>
+          </w:p>
+        </w:tc>
+        <w:tc>
+          <w:tcPr>
+            <w:tcW w:w="777" w:type="dxa"/>
+          </w:tcPr>
+          <w:p>
+            <w:pPr>
+              <w:jc w:val="center"/>
+            </w:pPr>
+            <w:r>
+              <w:t>D</w:t>
+            </w:r>
+          </w:p>
+        </w:tc>
+      </w:tr>
+      <w:tr>
+        <w:trPr>
+          <w:trHeight w:val="311"/>
+        </w:trPr>
+        <w:tc>
+          <w:tcPr>
+            <w:tcW w:w="1824" w:type="dxa"/>
+          </w:tcPr>
+          <w:p>
+            <w:pPr>
+              <w:jc w:val="center"/>
+            </w:pPr>
+            <w:r>
+              <w:t>Acide</w:t>
+            </w:r>
+          </w:p>
+          <w:p>
+            <w:pPr>
+              <w:jc w:val="center"/>
+            </w:pPr>
+            <w:r>
+              <w:t>Glutamique</w:t>
+            </w:r>
+          </w:p>
+        </w:tc>
+        <w:tc>
+          <w:tcPr>
+            <w:tcW w:w="777" w:type="dxa"/>
+          </w:tcPr>
+          <w:p>
+            <w:pPr>
+              <w:jc w:val="center"/>
+            </w:pPr>
+            <w:r>
+              <w:t>E</w:t>
+            </w:r>
+          </w:p>
+        </w:tc>
+      </w:tr>
+      <w:tr>
+        <w:trPr>
+          <w:trHeight w:val="311"/>
+        </w:trPr>
+        <w:tc>
+          <w:tcPr>
+            <w:tcW w:w="1824" w:type="dxa"/>
+          </w:tcPr>
+          <w:p>
+            <w:pPr>
+              <w:jc w:val="center"/>
+            </w:pPr>
+          </w:p>
+        </w:tc>
+        <w:tc>
+          <w:tcPr>
+            <w:tcW w:w="777" w:type="dxa"/>
+          </w:tcPr>
+          <w:p>
+            <w:pPr>
+              <w:jc w:val="center"/>
+            </w:pPr>
+            <w:r>
+              <w:t>C</w:t>
+            </w:r>
+          </w:p>
+        </w:tc>
+      </w:tr>
+      <w:tr>
+        <w:trPr>
+          <w:trHeight w:val="311"/>
+        </w:trPr>
+        <w:tc>
+          <w:tcPr>
+            <w:tcW w:w="1824" w:type="dxa"/>
+          </w:tcPr>
+          <w:p>
+            <w:pPr>
+              <w:jc w:val="center"/>
+            </w:pPr>
+          </w:p>
+        </w:tc>
+        <w:tc>
+          <w:tcPr>
+            <w:tcW w:w="777" w:type="dxa"/>
+          </w:tcPr>
+          <w:p>
+            <w:pPr>
+              <w:jc w:val="center"/>
+            </w:pPr>
+            <w:r>
+              <w:t>W</w:t>
+            </w:r>
+          </w:p>
+        </w:tc>
+      </w:tr>
+      <w:tr>
+        <w:trPr>
+          <w:trHeight w:val="330"/>
+        </w:trPr>
+        <w:tc>
+          <w:tcPr>
+            <w:tcW w:w="1824" w:type="dxa"/>
+          </w:tcPr>
+          <w:p>
+            <w:pPr>
+              <w:jc w:val="center"/>
+            </w:pPr>
+            <w:r>
+              <w:t>Arginine</w:t>
+            </w:r>
+          </w:p>
+        </w:tc>
+        <w:tc>
+          <w:tcPr>
+            <w:tcW w:w="777" w:type="dxa"/>
+          </w:tcPr>
+          <w:p>
+            <w:pPr>
+              <w:jc w:val="center"/>
+            </w:pPr>
+            <w:r>
+              <w:t>R</w:t>
+            </w:r>
+          </w:p>
+        </w:tc>
+      </w:tr>
+      <w:tr>
+        <w:trPr>
+          <w:trHeight w:val="296"/>
+        </w:trPr>
+        <w:tc>
+          <w:tcPr>
+            <w:tcW w:w="1824" w:type="dxa"/>
+          </w:tcPr>
+          <w:p>
+            <w:pPr>
+              <w:jc w:val="center"/>
+            </w:pPr>
+            <w:r>
+              <w:t>Glycine</w:t>
+            </w:r>
+          </w:p>
+        </w:tc>
+        <w:tc>
+          <w:tcPr>
+            <w:tcW w:w="777" w:type="dxa"/>
+          </w:tcPr>
+          <w:p>
+            <w:pPr>
+              <w:jc w:val="center"/>
+            </w:pPr>
+            <w:r>
+              <w:t>G</w:t>
+            </w:r>
+          </w:p>
+        </w:tc>
+      </w:tr>
+    </w:tbl>
     <w:p/>
     <w:p>
       <w:r>
@@ -1883,397 +2559,28 @@
       <w:proofErr w:type="gramEnd"/>
       <w:r>
         <w:t>+128) Ç</w:t>
+      </w:r>
+    </w:p>
+    <w:p>
+      <w:r>
+        <w:t xml:space="preserve"> </w:t>
+      </w:r>
+      <w:r>
+        <w:t>(</w:t>
+      </w:r>
+      <w:proofErr w:type="gramStart"/>
+      <w:r>
+        <w:t>alt</w:t>
+      </w:r>
+      <w:proofErr w:type="gramEnd"/>
+      <w:r>
+        <w:t>+135) ç</w:t>
       </w:r>
     </w:p>
     <w:tbl>
       <w:tblPr>
         <w:tblStyle w:val="Grilledutableau"/>
-        <w:tblpPr w:leftFromText="141" w:rightFromText="141" w:vertAnchor="text" w:horzAnchor="page" w:tblpX="9046" w:tblpY="260"/>
-        <w:tblW w:w="0" w:type="auto"/>
-        <w:tblLook w:val="04A0" w:firstRow="1" w:lastRow="0" w:firstColumn="1" w:lastColumn="0" w:noHBand="0" w:noVBand="1"/>
-      </w:tblPr>
-      <w:tblGrid>
-        <w:gridCol w:w="1573"/>
-        <w:gridCol w:w="670"/>
-      </w:tblGrid>
-      <w:tr>
-        <w:trPr>
-          <w:trHeight w:val="305"/>
-        </w:trPr>
-        <w:tc>
-          <w:tcPr>
-            <w:tcW w:w="1573" w:type="dxa"/>
-          </w:tcPr>
-          <w:p/>
-        </w:tc>
-        <w:tc>
-          <w:tcPr>
-            <w:tcW w:w="670" w:type="dxa"/>
-          </w:tcPr>
-          <w:p/>
-        </w:tc>
-      </w:tr>
-      <w:tr>
-        <w:trPr>
-          <w:trHeight w:val="305"/>
-        </w:trPr>
-        <w:tc>
-          <w:tcPr>
-            <w:tcW w:w="1573" w:type="dxa"/>
-          </w:tcPr>
-          <w:p/>
-        </w:tc>
-        <w:tc>
-          <w:tcPr>
-            <w:tcW w:w="670" w:type="dxa"/>
-          </w:tcPr>
-          <w:p/>
-        </w:tc>
-      </w:tr>
-      <w:tr>
-        <w:trPr>
-          <w:trHeight w:val="305"/>
-        </w:trPr>
-        <w:tc>
-          <w:tcPr>
-            <w:tcW w:w="1573" w:type="dxa"/>
-          </w:tcPr>
-          <w:p/>
-        </w:tc>
-        <w:tc>
-          <w:tcPr>
-            <w:tcW w:w="670" w:type="dxa"/>
-          </w:tcPr>
-          <w:p/>
-        </w:tc>
-      </w:tr>
-      <w:tr>
-        <w:trPr>
-          <w:trHeight w:val="305"/>
-        </w:trPr>
-        <w:tc>
-          <w:tcPr>
-            <w:tcW w:w="1573" w:type="dxa"/>
-          </w:tcPr>
-          <w:p/>
-        </w:tc>
-        <w:tc>
-          <w:tcPr>
-            <w:tcW w:w="670" w:type="dxa"/>
-          </w:tcPr>
-          <w:p/>
-        </w:tc>
-      </w:tr>
-      <w:tr>
-        <w:trPr>
-          <w:trHeight w:val="324"/>
-        </w:trPr>
-        <w:tc>
-          <w:tcPr>
-            <w:tcW w:w="1573" w:type="dxa"/>
-          </w:tcPr>
-          <w:p/>
-        </w:tc>
-        <w:tc>
-          <w:tcPr>
-            <w:tcW w:w="670" w:type="dxa"/>
-          </w:tcPr>
-          <w:p/>
-        </w:tc>
-      </w:tr>
-      <w:tr>
-        <w:trPr>
-          <w:trHeight w:val="305"/>
-        </w:trPr>
-        <w:tc>
-          <w:tcPr>
-            <w:tcW w:w="1573" w:type="dxa"/>
-          </w:tcPr>
-          <w:p/>
-        </w:tc>
-        <w:tc>
-          <w:tcPr>
-            <w:tcW w:w="670" w:type="dxa"/>
-          </w:tcPr>
-          <w:p/>
-        </w:tc>
-      </w:tr>
-      <w:tr>
-        <w:trPr>
-          <w:trHeight w:val="305"/>
-        </w:trPr>
-        <w:tc>
-          <w:tcPr>
-            <w:tcW w:w="1573" w:type="dxa"/>
-          </w:tcPr>
-          <w:p/>
-        </w:tc>
-        <w:tc>
-          <w:tcPr>
-            <w:tcW w:w="670" w:type="dxa"/>
-          </w:tcPr>
-          <w:p/>
-        </w:tc>
-      </w:tr>
-      <w:tr>
-        <w:trPr>
-          <w:trHeight w:val="305"/>
-        </w:trPr>
-        <w:tc>
-          <w:tcPr>
-            <w:tcW w:w="1573" w:type="dxa"/>
-          </w:tcPr>
-          <w:p/>
-        </w:tc>
-        <w:tc>
-          <w:tcPr>
-            <w:tcW w:w="670" w:type="dxa"/>
-          </w:tcPr>
-          <w:p/>
-        </w:tc>
-      </w:tr>
-      <w:tr>
-        <w:trPr>
-          <w:trHeight w:val="305"/>
-        </w:trPr>
-        <w:tc>
-          <w:tcPr>
-            <w:tcW w:w="1573" w:type="dxa"/>
-          </w:tcPr>
-          <w:p/>
-        </w:tc>
-        <w:tc>
-          <w:tcPr>
-            <w:tcW w:w="670" w:type="dxa"/>
-          </w:tcPr>
-          <w:p/>
-        </w:tc>
-      </w:tr>
-      <w:tr>
-        <w:trPr>
-          <w:trHeight w:val="324"/>
-        </w:trPr>
-        <w:tc>
-          <w:tcPr>
-            <w:tcW w:w="1573" w:type="dxa"/>
-          </w:tcPr>
-          <w:p/>
-        </w:tc>
-        <w:tc>
-          <w:tcPr>
-            <w:tcW w:w="670" w:type="dxa"/>
-          </w:tcPr>
-          <w:p/>
-        </w:tc>
-      </w:tr>
-      <w:tr>
-        <w:trPr>
-          <w:trHeight w:val="305"/>
-        </w:trPr>
-        <w:tc>
-          <w:tcPr>
-            <w:tcW w:w="1573" w:type="dxa"/>
-          </w:tcPr>
-          <w:p/>
-        </w:tc>
-        <w:tc>
-          <w:tcPr>
-            <w:tcW w:w="670" w:type="dxa"/>
-          </w:tcPr>
-          <w:p/>
-        </w:tc>
-      </w:tr>
-      <w:tr>
-        <w:trPr>
-          <w:trHeight w:val="305"/>
-        </w:trPr>
-        <w:tc>
-          <w:tcPr>
-            <w:tcW w:w="1573" w:type="dxa"/>
-          </w:tcPr>
-          <w:p/>
-        </w:tc>
-        <w:tc>
-          <w:tcPr>
-            <w:tcW w:w="670" w:type="dxa"/>
-          </w:tcPr>
-          <w:p/>
-        </w:tc>
-      </w:tr>
-      <w:tr>
-        <w:trPr>
-          <w:trHeight w:val="305"/>
-        </w:trPr>
-        <w:tc>
-          <w:tcPr>
-            <w:tcW w:w="1573" w:type="dxa"/>
-          </w:tcPr>
-          <w:p/>
-        </w:tc>
-        <w:tc>
-          <w:tcPr>
-            <w:tcW w:w="670" w:type="dxa"/>
-          </w:tcPr>
-          <w:p/>
-        </w:tc>
-      </w:tr>
-      <w:tr>
-        <w:trPr>
-          <w:trHeight w:val="305"/>
-        </w:trPr>
-        <w:tc>
-          <w:tcPr>
-            <w:tcW w:w="1573" w:type="dxa"/>
-          </w:tcPr>
-          <w:p/>
-        </w:tc>
-        <w:tc>
-          <w:tcPr>
-            <w:tcW w:w="670" w:type="dxa"/>
-          </w:tcPr>
-          <w:p/>
-        </w:tc>
-      </w:tr>
-      <w:tr>
-        <w:trPr>
-          <w:trHeight w:val="324"/>
-        </w:trPr>
-        <w:tc>
-          <w:tcPr>
-            <w:tcW w:w="1573" w:type="dxa"/>
-          </w:tcPr>
-          <w:p/>
-        </w:tc>
-        <w:tc>
-          <w:tcPr>
-            <w:tcW w:w="670" w:type="dxa"/>
-          </w:tcPr>
-          <w:p/>
-        </w:tc>
-      </w:tr>
-      <w:tr>
-        <w:trPr>
-          <w:trHeight w:val="305"/>
-        </w:trPr>
-        <w:tc>
-          <w:tcPr>
-            <w:tcW w:w="1573" w:type="dxa"/>
-          </w:tcPr>
-          <w:p/>
-        </w:tc>
-        <w:tc>
-          <w:tcPr>
-            <w:tcW w:w="670" w:type="dxa"/>
-          </w:tcPr>
-          <w:p/>
-        </w:tc>
-      </w:tr>
-      <w:tr>
-        <w:trPr>
-          <w:trHeight w:val="305"/>
-        </w:trPr>
-        <w:tc>
-          <w:tcPr>
-            <w:tcW w:w="1573" w:type="dxa"/>
-          </w:tcPr>
-          <w:p/>
-        </w:tc>
-        <w:tc>
-          <w:tcPr>
-            <w:tcW w:w="670" w:type="dxa"/>
-          </w:tcPr>
-          <w:p/>
-        </w:tc>
-      </w:tr>
-      <w:tr>
-        <w:trPr>
-          <w:trHeight w:val="305"/>
-        </w:trPr>
-        <w:tc>
-          <w:tcPr>
-            <w:tcW w:w="1573" w:type="dxa"/>
-          </w:tcPr>
-          <w:p/>
-        </w:tc>
-        <w:tc>
-          <w:tcPr>
-            <w:tcW w:w="670" w:type="dxa"/>
-          </w:tcPr>
-          <w:p/>
-        </w:tc>
-      </w:tr>
-      <w:tr>
-        <w:trPr>
-          <w:trHeight w:val="305"/>
-        </w:trPr>
-        <w:tc>
-          <w:tcPr>
-            <w:tcW w:w="1573" w:type="dxa"/>
-          </w:tcPr>
-          <w:p/>
-        </w:tc>
-        <w:tc>
-          <w:tcPr>
-            <w:tcW w:w="670" w:type="dxa"/>
-          </w:tcPr>
-          <w:p/>
-        </w:tc>
-      </w:tr>
-      <w:tr>
-        <w:trPr>
-          <w:trHeight w:val="324"/>
-        </w:trPr>
-        <w:tc>
-          <w:tcPr>
-            <w:tcW w:w="1573" w:type="dxa"/>
-          </w:tcPr>
-          <w:p/>
-        </w:tc>
-        <w:tc>
-          <w:tcPr>
-            <w:tcW w:w="670" w:type="dxa"/>
-          </w:tcPr>
-          <w:p/>
-        </w:tc>
-      </w:tr>
-      <w:tr>
-        <w:trPr>
-          <w:trHeight w:val="290"/>
-        </w:trPr>
-        <w:tc>
-          <w:tcPr>
-            <w:tcW w:w="1573" w:type="dxa"/>
-          </w:tcPr>
-          <w:p/>
-        </w:tc>
-        <w:tc>
-          <w:tcPr>
-            <w:tcW w:w="670" w:type="dxa"/>
-          </w:tcPr>
-          <w:p/>
-        </w:tc>
-      </w:tr>
-    </w:tbl>
-    <w:p>
-      <w:r>
-        <w:t xml:space="preserve"> </w:t>
-      </w:r>
-      <w:r>
-        <w:t>(</w:t>
-      </w:r>
-      <w:proofErr w:type="gramStart"/>
-      <w:r>
-        <w:t>alt</w:t>
-      </w:r>
-      <w:proofErr w:type="gramEnd"/>
-      <w:r>
-        <w:t>+135) ç</w:t>
-      </w:r>
-    </w:p>
-    <w:tbl>
-      <w:tblPr>
-        <w:tblStyle w:val="Grilledutableau"/>
-        <w:tblpPr w:leftFromText="141" w:rightFromText="141" w:vertAnchor="text" w:horzAnchor="page" w:tblpX="360" w:tblpY="256"/>
+        <w:tblpPr w:leftFromText="141" w:rightFromText="141" w:vertAnchor="text" w:horzAnchor="page" w:tblpX="121" w:tblpY="46"/>
         <w:tblW w:w="7938" w:type="dxa"/>
         <w:tblLook w:val="04A0" w:firstRow="1" w:lastRow="0" w:firstColumn="1" w:lastColumn="0" w:noHBand="0" w:noVBand="1"/>
       </w:tblPr>
@@ -2295,12 +2602,12 @@
       <w:tr>
         <w:trPr>
           <w:gridAfter w:val="8"/>
-          <w:wAfter w:w="5520" w:type="dxa"/>
+          <w:wAfter w:w="5381" w:type="dxa"/>
           <w:trHeight w:val="424"/>
         </w:trPr>
         <w:tc>
           <w:tcPr>
-            <w:tcW w:w="322" w:type="dxa"/>
+            <w:tcW w:w="523" w:type="dxa"/>
             <w:tcBorders>
               <w:top w:val="nil"/>
               <w:left w:val="nil"/>
@@ -2312,7 +2619,7 @@
         </w:tc>
         <w:tc>
           <w:tcPr>
-            <w:tcW w:w="683" w:type="dxa"/>
+            <w:tcW w:w="651" w:type="dxa"/>
             <w:tcBorders>
               <w:top w:val="nil"/>
               <w:left w:val="nil"/>
@@ -2336,7 +2643,7 @@
         </w:tc>
         <w:tc>
           <w:tcPr>
-            <w:tcW w:w="695" w:type="dxa"/>
+            <w:tcW w:w="665" w:type="dxa"/>
             <w:gridSpan w:val="2"/>
             <w:tcBorders>
               <w:top w:val="nil"/>
@@ -2351,12 +2658,12 @@
       <w:tr>
         <w:trPr>
           <w:gridAfter w:val="1"/>
-          <w:wAfter w:w="683" w:type="dxa"/>
+          <w:wAfter w:w="666" w:type="dxa"/>
           <w:trHeight w:val="335"/>
         </w:trPr>
         <w:tc>
           <w:tcPr>
-            <w:tcW w:w="1005" w:type="dxa"/>
+            <w:tcW w:w="1174" w:type="dxa"/>
             <w:gridSpan w:val="2"/>
             <w:tcBorders>
               <w:top w:val="nil"/>
@@ -2368,7 +2675,7 @@
         </w:tc>
         <w:tc>
           <w:tcPr>
-            <w:tcW w:w="5568" w:type="dxa"/>
+            <w:tcW w:w="5448" w:type="dxa"/>
             <w:gridSpan w:val="9"/>
             <w:shd w:val="clear" w:color="auto" w:fill="84E290" w:themeFill="accent3" w:themeFillTint="66"/>
           </w:tcPr>
@@ -2392,7 +2699,7 @@
         </w:tc>
         <w:tc>
           <w:tcPr>
-            <w:tcW w:w="682" w:type="dxa"/>
+            <w:tcW w:w="650" w:type="dxa"/>
             <w:tcBorders>
               <w:top w:val="nil"/>
               <w:bottom w:val="nil"/>
@@ -2408,7 +2715,7 @@
         </w:trPr>
         <w:tc>
           <w:tcPr>
-            <w:tcW w:w="322" w:type="dxa"/>
+            <w:tcW w:w="523" w:type="dxa"/>
             <w:tcBorders>
               <w:top w:val="nil"/>
               <w:left w:val="nil"/>
@@ -2420,7 +2727,7 @@
         </w:tc>
         <w:tc>
           <w:tcPr>
-            <w:tcW w:w="683" w:type="dxa"/>
+            <w:tcW w:w="651" w:type="dxa"/>
             <w:tcBorders>
               <w:top w:val="nil"/>
               <w:left w:val="nil"/>
@@ -2430,7 +2737,7 @@
         </w:tc>
         <w:tc>
           <w:tcPr>
-            <w:tcW w:w="1401" w:type="dxa"/>
+            <w:tcW w:w="1371" w:type="dxa"/>
             <w:gridSpan w:val="2"/>
             <w:tcBorders>
               <w:top w:val="nil"/>
@@ -2448,7 +2755,7 @@
         </w:tc>
         <w:tc>
           <w:tcPr>
-            <w:tcW w:w="1384" w:type="dxa"/>
+            <w:tcW w:w="1352" w:type="dxa"/>
             <w:gridSpan w:val="3"/>
             <w:tcBorders>
               <w:top w:val="nil"/>
@@ -2466,7 +2773,7 @@
         </w:tc>
         <w:tc>
           <w:tcPr>
-            <w:tcW w:w="1370" w:type="dxa"/>
+            <w:tcW w:w="1339" w:type="dxa"/>
             <w:gridSpan w:val="2"/>
             <w:tcBorders>
               <w:top w:val="nil"/>
@@ -2484,7 +2791,7 @@
         </w:tc>
         <w:tc>
           <w:tcPr>
-            <w:tcW w:w="1413" w:type="dxa"/>
+            <w:tcW w:w="1386" w:type="dxa"/>
             <w:gridSpan w:val="2"/>
             <w:tcBorders>
               <w:top w:val="nil"/>
@@ -2503,7 +2810,7 @@
         </w:tc>
         <w:tc>
           <w:tcPr>
-            <w:tcW w:w="682" w:type="dxa"/>
+            <w:tcW w:w="650" w:type="dxa"/>
             <w:tcBorders>
               <w:top w:val="nil"/>
               <w:left w:val="nil"/>
@@ -2515,7 +2822,7 @@
         </w:tc>
         <w:tc>
           <w:tcPr>
-            <w:tcW w:w="683" w:type="dxa"/>
+            <w:tcW w:w="666" w:type="dxa"/>
             <w:tcBorders>
               <w:top w:val="nil"/>
               <w:left w:val="nil"/>
@@ -2532,7 +2839,7 @@
         </w:trPr>
         <w:tc>
           <w:tcPr>
-            <w:tcW w:w="322" w:type="dxa"/>
+            <w:tcW w:w="523" w:type="dxa"/>
             <w:vMerge w:val="restart"/>
             <w:tcBorders>
               <w:top w:val="single" w:sz="4" w:space="0" w:color="auto"/>
@@ -2552,7 +2859,7 @@
         </w:tc>
         <w:tc>
           <w:tcPr>
-            <w:tcW w:w="683" w:type="dxa"/>
+            <w:tcW w:w="651" w:type="dxa"/>
             <w:vMerge w:val="restart"/>
             <w:shd w:val="clear" w:color="auto" w:fill="99FF33"/>
           </w:tcPr>
@@ -2591,7 +2898,7 @@
         </w:tc>
         <w:tc>
           <w:tcPr>
-            <w:tcW w:w="683" w:type="dxa"/>
+            <w:tcW w:w="653" w:type="dxa"/>
             <w:vMerge w:val="restart"/>
             <w:vAlign w:val="center"/>
           </w:tcPr>
@@ -2606,7 +2913,7 @@
         </w:tc>
         <w:tc>
           <w:tcPr>
-            <w:tcW w:w="814" w:type="dxa"/>
+            <w:tcW w:w="804" w:type="dxa"/>
             <w:gridSpan w:val="2"/>
             <w:vAlign w:val="center"/>
           </w:tcPr>
@@ -2621,7 +2928,7 @@
         </w:tc>
         <w:tc>
           <w:tcPr>
-            <w:tcW w:w="570" w:type="dxa"/>
+            <w:tcW w:w="548" w:type="dxa"/>
             <w:vMerge w:val="restart"/>
             <w:vAlign w:val="center"/>
           </w:tcPr>
@@ -2650,7 +2957,7 @@
         </w:tc>
         <w:tc>
           <w:tcPr>
-            <w:tcW w:w="680" w:type="dxa"/>
+            <w:tcW w:w="649" w:type="dxa"/>
             <w:vMerge w:val="restart"/>
             <w:vAlign w:val="center"/>
           </w:tcPr>
@@ -2679,7 +2986,7 @@
         </w:tc>
         <w:tc>
           <w:tcPr>
-            <w:tcW w:w="686" w:type="dxa"/>
+            <w:tcW w:w="659" w:type="dxa"/>
             <w:vMerge w:val="restart"/>
             <w:vAlign w:val="center"/>
           </w:tcPr>
@@ -2694,7 +3001,7 @@
         </w:tc>
         <w:tc>
           <w:tcPr>
-            <w:tcW w:w="682" w:type="dxa"/>
+            <w:tcW w:w="650" w:type="dxa"/>
             <w:tcBorders>
               <w:top w:val="single" w:sz="4" w:space="0" w:color="auto"/>
             </w:tcBorders>
@@ -2712,7 +3019,7 @@
         </w:tc>
         <w:tc>
           <w:tcPr>
-            <w:tcW w:w="683" w:type="dxa"/>
+            <w:tcW w:w="666" w:type="dxa"/>
             <w:vMerge w:val="restart"/>
             <w:tcBorders>
               <w:top w:val="single" w:sz="4" w:space="0" w:color="auto"/>
@@ -2738,7 +3045,7 @@
         </w:trPr>
         <w:tc>
           <w:tcPr>
-            <w:tcW w:w="322" w:type="dxa"/>
+            <w:tcW w:w="523" w:type="dxa"/>
             <w:vMerge/>
             <w:shd w:val="clear" w:color="auto" w:fill="99FF33"/>
           </w:tcPr>
@@ -2746,7 +3053,7 @@
         </w:tc>
         <w:tc>
           <w:tcPr>
-            <w:tcW w:w="683" w:type="dxa"/>
+            <w:tcW w:w="651" w:type="dxa"/>
             <w:vMerge/>
             <w:shd w:val="clear" w:color="auto" w:fill="99FF33"/>
           </w:tcPr>
@@ -2772,7 +3079,7 @@
         </w:tc>
         <w:tc>
           <w:tcPr>
-            <w:tcW w:w="683" w:type="dxa"/>
+            <w:tcW w:w="653" w:type="dxa"/>
             <w:vMerge/>
             <w:vAlign w:val="center"/>
           </w:tcPr>
@@ -2784,7 +3091,7 @@
         </w:tc>
         <w:tc>
           <w:tcPr>
-            <w:tcW w:w="814" w:type="dxa"/>
+            <w:tcW w:w="804" w:type="dxa"/>
             <w:gridSpan w:val="2"/>
             <w:vAlign w:val="center"/>
           </w:tcPr>
@@ -2799,7 +3106,7 @@
         </w:tc>
         <w:tc>
           <w:tcPr>
-            <w:tcW w:w="570" w:type="dxa"/>
+            <w:tcW w:w="548" w:type="dxa"/>
             <w:vMerge/>
             <w:vAlign w:val="center"/>
           </w:tcPr>
@@ -2825,7 +3132,7 @@
         </w:tc>
         <w:tc>
           <w:tcPr>
-            <w:tcW w:w="680" w:type="dxa"/>
+            <w:tcW w:w="649" w:type="dxa"/>
             <w:vMerge/>
             <w:vAlign w:val="center"/>
           </w:tcPr>
@@ -2851,7 +3158,7 @@
         </w:tc>
         <w:tc>
           <w:tcPr>
-            <w:tcW w:w="686" w:type="dxa"/>
+            <w:tcW w:w="659" w:type="dxa"/>
             <w:vMerge/>
             <w:vAlign w:val="center"/>
           </w:tcPr>
@@ -2863,7 +3170,7 @@
         </w:tc>
         <w:tc>
           <w:tcPr>
-            <w:tcW w:w="682" w:type="dxa"/>
+            <w:tcW w:w="650" w:type="dxa"/>
             <w:shd w:val="clear" w:color="auto" w:fill="D9F2D0" w:themeFill="accent6" w:themeFillTint="33"/>
             <w:vAlign w:val="center"/>
           </w:tcPr>
@@ -2878,7 +3185,7 @@
         </w:tc>
         <w:tc>
           <w:tcPr>
-            <w:tcW w:w="683" w:type="dxa"/>
+            <w:tcW w:w="666" w:type="dxa"/>
             <w:vMerge/>
             <w:shd w:val="clear" w:color="auto" w:fill="D9F2D0" w:themeFill="accent6" w:themeFillTint="33"/>
           </w:tcPr>
@@ -2891,7 +3198,7 @@
         </w:trPr>
         <w:tc>
           <w:tcPr>
-            <w:tcW w:w="322" w:type="dxa"/>
+            <w:tcW w:w="523" w:type="dxa"/>
             <w:vMerge/>
             <w:shd w:val="clear" w:color="auto" w:fill="99FF33"/>
           </w:tcPr>
@@ -2899,7 +3206,7 @@
         </w:tc>
         <w:tc>
           <w:tcPr>
-            <w:tcW w:w="683" w:type="dxa"/>
+            <w:tcW w:w="651" w:type="dxa"/>
             <w:vMerge/>
             <w:shd w:val="clear" w:color="auto" w:fill="99FF33"/>
           </w:tcPr>
@@ -2925,7 +3232,7 @@
         </w:tc>
         <w:tc>
           <w:tcPr>
-            <w:tcW w:w="683" w:type="dxa"/>
+            <w:tcW w:w="653" w:type="dxa"/>
             <w:vMerge w:val="restart"/>
             <w:vAlign w:val="center"/>
           </w:tcPr>
@@ -2940,7 +3247,7 @@
         </w:tc>
         <w:tc>
           <w:tcPr>
-            <w:tcW w:w="814" w:type="dxa"/>
+            <w:tcW w:w="804" w:type="dxa"/>
             <w:gridSpan w:val="2"/>
             <w:vAlign w:val="center"/>
           </w:tcPr>
@@ -2955,7 +3262,7 @@
         </w:tc>
         <w:tc>
           <w:tcPr>
-            <w:tcW w:w="570" w:type="dxa"/>
+            <w:tcW w:w="548" w:type="dxa"/>
             <w:vMerge/>
             <w:vAlign w:val="center"/>
           </w:tcPr>
@@ -2981,7 +3288,7 @@
         </w:tc>
         <w:tc>
           <w:tcPr>
-            <w:tcW w:w="680" w:type="dxa"/>
+            <w:tcW w:w="649" w:type="dxa"/>
             <w:vMerge w:val="restart"/>
             <w:vAlign w:val="center"/>
           </w:tcPr>
@@ -3010,7 +3317,7 @@
         </w:tc>
         <w:tc>
           <w:tcPr>
-            <w:tcW w:w="686" w:type="dxa"/>
+            <w:tcW w:w="659" w:type="dxa"/>
             <w:vAlign w:val="center"/>
           </w:tcPr>
           <w:p>
@@ -3024,7 +3331,7 @@
         </w:tc>
         <w:tc>
           <w:tcPr>
-            <w:tcW w:w="682" w:type="dxa"/>
+            <w:tcW w:w="650" w:type="dxa"/>
             <w:shd w:val="clear" w:color="auto" w:fill="D9F2D0" w:themeFill="accent6" w:themeFillTint="33"/>
             <w:vAlign w:val="center"/>
           </w:tcPr>
@@ -3039,7 +3346,7 @@
         </w:tc>
         <w:tc>
           <w:tcPr>
-            <w:tcW w:w="683" w:type="dxa"/>
+            <w:tcW w:w="666" w:type="dxa"/>
             <w:vMerge/>
             <w:shd w:val="clear" w:color="auto" w:fill="D9F2D0" w:themeFill="accent6" w:themeFillTint="33"/>
           </w:tcPr>
@@ -3052,7 +3359,7 @@
         </w:trPr>
         <w:tc>
           <w:tcPr>
-            <w:tcW w:w="322" w:type="dxa"/>
+            <w:tcW w:w="523" w:type="dxa"/>
             <w:vMerge/>
             <w:shd w:val="clear" w:color="auto" w:fill="99FF33"/>
           </w:tcPr>
@@ -3060,7 +3367,7 @@
         </w:tc>
         <w:tc>
           <w:tcPr>
-            <w:tcW w:w="683" w:type="dxa"/>
+            <w:tcW w:w="651" w:type="dxa"/>
             <w:vMerge/>
             <w:shd w:val="clear" w:color="auto" w:fill="99FF33"/>
           </w:tcPr>
@@ -3086,7 +3393,7 @@
         </w:tc>
         <w:tc>
           <w:tcPr>
-            <w:tcW w:w="683" w:type="dxa"/>
+            <w:tcW w:w="653" w:type="dxa"/>
             <w:vMerge/>
             <w:vAlign w:val="center"/>
           </w:tcPr>
@@ -3098,7 +3405,7 @@
         </w:tc>
         <w:tc>
           <w:tcPr>
-            <w:tcW w:w="814" w:type="dxa"/>
+            <w:tcW w:w="804" w:type="dxa"/>
             <w:gridSpan w:val="2"/>
             <w:vAlign w:val="center"/>
           </w:tcPr>
@@ -3113,7 +3420,7 @@
         </w:tc>
         <w:tc>
           <w:tcPr>
-            <w:tcW w:w="570" w:type="dxa"/>
+            <w:tcW w:w="548" w:type="dxa"/>
             <w:vMerge/>
             <w:vAlign w:val="center"/>
           </w:tcPr>
@@ -3139,7 +3446,7 @@
         </w:tc>
         <w:tc>
           <w:tcPr>
-            <w:tcW w:w="680" w:type="dxa"/>
+            <w:tcW w:w="649" w:type="dxa"/>
             <w:vMerge/>
             <w:vAlign w:val="center"/>
           </w:tcPr>
@@ -3165,7 +3472,7 @@
         </w:tc>
         <w:tc>
           <w:tcPr>
-            <w:tcW w:w="686" w:type="dxa"/>
+            <w:tcW w:w="659" w:type="dxa"/>
             <w:vAlign w:val="center"/>
           </w:tcPr>
           <w:p>
@@ -3179,7 +3486,7 @@
         </w:tc>
         <w:tc>
           <w:tcPr>
-            <w:tcW w:w="682" w:type="dxa"/>
+            <w:tcW w:w="650" w:type="dxa"/>
             <w:shd w:val="clear" w:color="auto" w:fill="D9F2D0" w:themeFill="accent6" w:themeFillTint="33"/>
             <w:vAlign w:val="center"/>
           </w:tcPr>
@@ -3194,7 +3501,7 @@
         </w:tc>
         <w:tc>
           <w:tcPr>
-            <w:tcW w:w="683" w:type="dxa"/>
+            <w:tcW w:w="666" w:type="dxa"/>
             <w:vMerge/>
             <w:shd w:val="clear" w:color="auto" w:fill="D9F2D0" w:themeFill="accent6" w:themeFillTint="33"/>
           </w:tcPr>
@@ -3207,7 +3514,7 @@
         </w:trPr>
         <w:tc>
           <w:tcPr>
-            <w:tcW w:w="322" w:type="dxa"/>
+            <w:tcW w:w="523" w:type="dxa"/>
             <w:vMerge/>
             <w:shd w:val="clear" w:color="auto" w:fill="99FF33"/>
             <w:textDirection w:val="btLr"/>
@@ -3216,7 +3523,7 @@
         </w:tc>
         <w:tc>
           <w:tcPr>
-            <w:tcW w:w="683" w:type="dxa"/>
+            <w:tcW w:w="651" w:type="dxa"/>
             <w:vMerge w:val="restart"/>
             <w:shd w:val="clear" w:color="auto" w:fill="99FF33"/>
           </w:tcPr>
@@ -3255,7 +3562,7 @@
         </w:tc>
         <w:tc>
           <w:tcPr>
-            <w:tcW w:w="683" w:type="dxa"/>
+            <w:tcW w:w="653" w:type="dxa"/>
             <w:vMerge w:val="restart"/>
             <w:vAlign w:val="center"/>
           </w:tcPr>
@@ -3270,7 +3577,7 @@
         </w:tc>
         <w:tc>
           <w:tcPr>
-            <w:tcW w:w="814" w:type="dxa"/>
+            <w:tcW w:w="804" w:type="dxa"/>
             <w:gridSpan w:val="2"/>
             <w:vAlign w:val="center"/>
           </w:tcPr>
@@ -3285,7 +3592,7 @@
         </w:tc>
         <w:tc>
           <w:tcPr>
-            <w:tcW w:w="570" w:type="dxa"/>
+            <w:tcW w:w="548" w:type="dxa"/>
             <w:vMerge w:val="restart"/>
             <w:vAlign w:val="center"/>
           </w:tcPr>
@@ -3314,7 +3621,7 @@
         </w:tc>
         <w:tc>
           <w:tcPr>
-            <w:tcW w:w="680" w:type="dxa"/>
+            <w:tcW w:w="649" w:type="dxa"/>
             <w:vMerge w:val="restart"/>
             <w:vAlign w:val="center"/>
           </w:tcPr>
@@ -3343,7 +3650,7 @@
         </w:tc>
         <w:tc>
           <w:tcPr>
-            <w:tcW w:w="686" w:type="dxa"/>
+            <w:tcW w:w="659" w:type="dxa"/>
             <w:vMerge w:val="restart"/>
             <w:vAlign w:val="center"/>
           </w:tcPr>
@@ -3358,7 +3665,7 @@
         </w:tc>
         <w:tc>
           <w:tcPr>
-            <w:tcW w:w="682" w:type="dxa"/>
+            <w:tcW w:w="650" w:type="dxa"/>
             <w:shd w:val="clear" w:color="auto" w:fill="D9F2D0" w:themeFill="accent6" w:themeFillTint="33"/>
             <w:vAlign w:val="center"/>
           </w:tcPr>
@@ -3373,7 +3680,7 @@
         </w:tc>
         <w:tc>
           <w:tcPr>
-            <w:tcW w:w="683" w:type="dxa"/>
+            <w:tcW w:w="666" w:type="dxa"/>
             <w:vMerge/>
             <w:shd w:val="clear" w:color="auto" w:fill="D9F2D0" w:themeFill="accent6" w:themeFillTint="33"/>
           </w:tcPr>
@@ -3386,7 +3693,7 @@
         </w:trPr>
         <w:tc>
           <w:tcPr>
-            <w:tcW w:w="322" w:type="dxa"/>
+            <w:tcW w:w="523" w:type="dxa"/>
             <w:vMerge/>
             <w:shd w:val="clear" w:color="auto" w:fill="99FF33"/>
           </w:tcPr>
@@ -3394,7 +3701,7 @@
         </w:tc>
         <w:tc>
           <w:tcPr>
-            <w:tcW w:w="683" w:type="dxa"/>
+            <w:tcW w:w="651" w:type="dxa"/>
             <w:vMerge/>
             <w:shd w:val="clear" w:color="auto" w:fill="99FF33"/>
           </w:tcPr>
@@ -3420,7 +3727,7 @@
         </w:tc>
         <w:tc>
           <w:tcPr>
-            <w:tcW w:w="683" w:type="dxa"/>
+            <w:tcW w:w="653" w:type="dxa"/>
             <w:vMerge/>
             <w:vAlign w:val="center"/>
           </w:tcPr>
@@ -3432,7 +3739,7 @@
         </w:tc>
         <w:tc>
           <w:tcPr>
-            <w:tcW w:w="814" w:type="dxa"/>
+            <w:tcW w:w="804" w:type="dxa"/>
             <w:gridSpan w:val="2"/>
             <w:vAlign w:val="center"/>
           </w:tcPr>
@@ -3447,7 +3754,7 @@
         </w:tc>
         <w:tc>
           <w:tcPr>
-            <w:tcW w:w="570" w:type="dxa"/>
+            <w:tcW w:w="548" w:type="dxa"/>
             <w:vMerge/>
             <w:vAlign w:val="center"/>
           </w:tcPr>
@@ -3473,7 +3780,7 @@
         </w:tc>
         <w:tc>
           <w:tcPr>
-            <w:tcW w:w="680" w:type="dxa"/>
+            <w:tcW w:w="649" w:type="dxa"/>
             <w:vMerge/>
             <w:vAlign w:val="center"/>
           </w:tcPr>
@@ -3499,7 +3806,7 @@
         </w:tc>
         <w:tc>
           <w:tcPr>
-            <w:tcW w:w="686" w:type="dxa"/>
+            <w:tcW w:w="659" w:type="dxa"/>
             <w:vMerge/>
             <w:vAlign w:val="center"/>
           </w:tcPr>
@@ -3511,7 +3818,7 @@
         </w:tc>
         <w:tc>
           <w:tcPr>
-            <w:tcW w:w="682" w:type="dxa"/>
+            <w:tcW w:w="650" w:type="dxa"/>
             <w:shd w:val="clear" w:color="auto" w:fill="D9F2D0" w:themeFill="accent6" w:themeFillTint="33"/>
             <w:vAlign w:val="center"/>
           </w:tcPr>
@@ -3526,7 +3833,7 @@
         </w:tc>
         <w:tc>
           <w:tcPr>
-            <w:tcW w:w="683" w:type="dxa"/>
+            <w:tcW w:w="666" w:type="dxa"/>
             <w:vMerge/>
             <w:shd w:val="clear" w:color="auto" w:fill="D9F2D0" w:themeFill="accent6" w:themeFillTint="33"/>
           </w:tcPr>
@@ -3539,7 +3846,7 @@
         </w:trPr>
         <w:tc>
           <w:tcPr>
-            <w:tcW w:w="322" w:type="dxa"/>
+            <w:tcW w:w="523" w:type="dxa"/>
             <w:vMerge/>
             <w:shd w:val="clear" w:color="auto" w:fill="99FF33"/>
           </w:tcPr>
@@ -3547,7 +3854,7 @@
         </w:tc>
         <w:tc>
           <w:tcPr>
-            <w:tcW w:w="683" w:type="dxa"/>
+            <w:tcW w:w="651" w:type="dxa"/>
             <w:vMerge/>
             <w:shd w:val="clear" w:color="auto" w:fill="99FF33"/>
           </w:tcPr>
@@ -3573,7 +3880,7 @@
         </w:tc>
         <w:tc>
           <w:tcPr>
-            <w:tcW w:w="683" w:type="dxa"/>
+            <w:tcW w:w="653" w:type="dxa"/>
             <w:vMerge/>
             <w:vAlign w:val="center"/>
           </w:tcPr>
@@ -3585,7 +3892,7 @@
         </w:tc>
         <w:tc>
           <w:tcPr>
-            <w:tcW w:w="814" w:type="dxa"/>
+            <w:tcW w:w="804" w:type="dxa"/>
             <w:gridSpan w:val="2"/>
             <w:vAlign w:val="center"/>
           </w:tcPr>
@@ -3600,7 +3907,7 @@
         </w:tc>
         <w:tc>
           <w:tcPr>
-            <w:tcW w:w="570" w:type="dxa"/>
+            <w:tcW w:w="548" w:type="dxa"/>
             <w:vMerge/>
             <w:vAlign w:val="center"/>
           </w:tcPr>
@@ -3626,7 +3933,7 @@
         </w:tc>
         <w:tc>
           <w:tcPr>
-            <w:tcW w:w="680" w:type="dxa"/>
+            <w:tcW w:w="649" w:type="dxa"/>
             <w:vMerge w:val="restart"/>
             <w:vAlign w:val="center"/>
           </w:tcPr>
@@ -3655,7 +3962,7 @@
         </w:tc>
         <w:tc>
           <w:tcPr>
-            <w:tcW w:w="686" w:type="dxa"/>
+            <w:tcW w:w="659" w:type="dxa"/>
             <w:vMerge/>
             <w:vAlign w:val="center"/>
           </w:tcPr>
@@ -3667,7 +3974,7 @@
         </w:tc>
         <w:tc>
           <w:tcPr>
-            <w:tcW w:w="682" w:type="dxa"/>
+            <w:tcW w:w="650" w:type="dxa"/>
             <w:shd w:val="clear" w:color="auto" w:fill="D9F2D0" w:themeFill="accent6" w:themeFillTint="33"/>
             <w:vAlign w:val="center"/>
           </w:tcPr>
@@ -3682,7 +3989,7 @@
         </w:tc>
         <w:tc>
           <w:tcPr>
-            <w:tcW w:w="683" w:type="dxa"/>
+            <w:tcW w:w="666" w:type="dxa"/>
             <w:vMerge/>
             <w:shd w:val="clear" w:color="auto" w:fill="D9F2D0" w:themeFill="accent6" w:themeFillTint="33"/>
           </w:tcPr>
@@ -3695,7 +4002,7 @@
         </w:trPr>
         <w:tc>
           <w:tcPr>
-            <w:tcW w:w="322" w:type="dxa"/>
+            <w:tcW w:w="523" w:type="dxa"/>
             <w:vMerge/>
             <w:shd w:val="clear" w:color="auto" w:fill="99FF33"/>
           </w:tcPr>
@@ -3703,7 +4010,7 @@
         </w:tc>
         <w:tc>
           <w:tcPr>
-            <w:tcW w:w="683" w:type="dxa"/>
+            <w:tcW w:w="651" w:type="dxa"/>
             <w:vMerge/>
             <w:shd w:val="clear" w:color="auto" w:fill="99FF33"/>
           </w:tcPr>
@@ -3729,7 +4036,7 @@
         </w:tc>
         <w:tc>
           <w:tcPr>
-            <w:tcW w:w="683" w:type="dxa"/>
+            <w:tcW w:w="653" w:type="dxa"/>
             <w:vMerge/>
             <w:vAlign w:val="center"/>
           </w:tcPr>
@@ -3741,7 +4048,7 @@
         </w:tc>
         <w:tc>
           <w:tcPr>
-            <w:tcW w:w="814" w:type="dxa"/>
+            <w:tcW w:w="804" w:type="dxa"/>
             <w:gridSpan w:val="2"/>
             <w:vAlign w:val="center"/>
           </w:tcPr>
@@ -3756,7 +4063,7 @@
         </w:tc>
         <w:tc>
           <w:tcPr>
-            <w:tcW w:w="570" w:type="dxa"/>
+            <w:tcW w:w="548" w:type="dxa"/>
             <w:vMerge/>
             <w:vAlign w:val="center"/>
           </w:tcPr>
@@ -3782,7 +4089,7 @@
         </w:tc>
         <w:tc>
           <w:tcPr>
-            <w:tcW w:w="680" w:type="dxa"/>
+            <w:tcW w:w="649" w:type="dxa"/>
             <w:vMerge/>
             <w:vAlign w:val="center"/>
           </w:tcPr>
@@ -3808,7 +4115,7 @@
         </w:tc>
         <w:tc>
           <w:tcPr>
-            <w:tcW w:w="686" w:type="dxa"/>
+            <w:tcW w:w="659" w:type="dxa"/>
             <w:vMerge/>
             <w:vAlign w:val="center"/>
           </w:tcPr>
@@ -3820,7 +4127,7 @@
         </w:tc>
         <w:tc>
           <w:tcPr>
-            <w:tcW w:w="682" w:type="dxa"/>
+            <w:tcW w:w="650" w:type="dxa"/>
             <w:shd w:val="clear" w:color="auto" w:fill="D9F2D0" w:themeFill="accent6" w:themeFillTint="33"/>
             <w:vAlign w:val="center"/>
           </w:tcPr>
@@ -3835,7 +4142,7 @@
         </w:tc>
         <w:tc>
           <w:tcPr>
-            <w:tcW w:w="683" w:type="dxa"/>
+            <w:tcW w:w="666" w:type="dxa"/>
             <w:vMerge/>
             <w:shd w:val="clear" w:color="auto" w:fill="D9F2D0" w:themeFill="accent6" w:themeFillTint="33"/>
           </w:tcPr>
@@ -3848,7 +4155,7 @@
         </w:trPr>
         <w:tc>
           <w:tcPr>
-            <w:tcW w:w="322" w:type="dxa"/>
+            <w:tcW w:w="523" w:type="dxa"/>
             <w:vMerge/>
             <w:shd w:val="clear" w:color="auto" w:fill="99FF33"/>
           </w:tcPr>
@@ -3856,7 +4163,7 @@
         </w:tc>
         <w:tc>
           <w:tcPr>
-            <w:tcW w:w="683" w:type="dxa"/>
+            <w:tcW w:w="651" w:type="dxa"/>
             <w:vMerge w:val="restart"/>
             <w:shd w:val="clear" w:color="auto" w:fill="99FF33"/>
           </w:tcPr>
@@ -3895,7 +4202,7 @@
         </w:tc>
         <w:tc>
           <w:tcPr>
-            <w:tcW w:w="683" w:type="dxa"/>
+            <w:tcW w:w="653" w:type="dxa"/>
             <w:vMerge w:val="restart"/>
             <w:vAlign w:val="center"/>
           </w:tcPr>
@@ -3910,7 +4217,7 @@
         </w:tc>
         <w:tc>
           <w:tcPr>
-            <w:tcW w:w="814" w:type="dxa"/>
+            <w:tcW w:w="804" w:type="dxa"/>
             <w:gridSpan w:val="2"/>
             <w:vAlign w:val="center"/>
           </w:tcPr>
@@ -3925,7 +4232,7 @@
         </w:tc>
         <w:tc>
           <w:tcPr>
-            <w:tcW w:w="570" w:type="dxa"/>
+            <w:tcW w:w="548" w:type="dxa"/>
             <w:vMerge w:val="restart"/>
             <w:vAlign w:val="center"/>
           </w:tcPr>
@@ -3954,7 +4261,7 @@
         </w:tc>
         <w:tc>
           <w:tcPr>
-            <w:tcW w:w="680" w:type="dxa"/>
+            <w:tcW w:w="649" w:type="dxa"/>
             <w:vMerge w:val="restart"/>
             <w:vAlign w:val="center"/>
           </w:tcPr>
@@ -3983,7 +4290,7 @@
         </w:tc>
         <w:tc>
           <w:tcPr>
-            <w:tcW w:w="686" w:type="dxa"/>
+            <w:tcW w:w="659" w:type="dxa"/>
             <w:vMerge w:val="restart"/>
             <w:vAlign w:val="center"/>
           </w:tcPr>
@@ -3998,7 +4305,7 @@
         </w:tc>
         <w:tc>
           <w:tcPr>
-            <w:tcW w:w="682" w:type="dxa"/>
+            <w:tcW w:w="650" w:type="dxa"/>
             <w:shd w:val="clear" w:color="auto" w:fill="D9F2D0" w:themeFill="accent6" w:themeFillTint="33"/>
             <w:vAlign w:val="center"/>
           </w:tcPr>
@@ -4013,7 +4320,7 @@
         </w:tc>
         <w:tc>
           <w:tcPr>
-            <w:tcW w:w="683" w:type="dxa"/>
+            <w:tcW w:w="666" w:type="dxa"/>
             <w:vMerge/>
             <w:shd w:val="clear" w:color="auto" w:fill="D9F2D0" w:themeFill="accent6" w:themeFillTint="33"/>
           </w:tcPr>
@@ -4026,7 +4333,7 @@
         </w:trPr>
         <w:tc>
           <w:tcPr>
-            <w:tcW w:w="322" w:type="dxa"/>
+            <w:tcW w:w="523" w:type="dxa"/>
             <w:vMerge/>
             <w:shd w:val="clear" w:color="auto" w:fill="99FF33"/>
           </w:tcPr>
@@ -4034,7 +4341,7 @@
         </w:tc>
         <w:tc>
           <w:tcPr>
-            <w:tcW w:w="683" w:type="dxa"/>
+            <w:tcW w:w="651" w:type="dxa"/>
             <w:vMerge/>
             <w:shd w:val="clear" w:color="auto" w:fill="99FF33"/>
           </w:tcPr>
@@ -4060,7 +4367,7 @@
         </w:tc>
         <w:tc>
           <w:tcPr>
-            <w:tcW w:w="683" w:type="dxa"/>
+            <w:tcW w:w="653" w:type="dxa"/>
             <w:vMerge/>
             <w:vAlign w:val="center"/>
           </w:tcPr>
@@ -4072,7 +4379,7 @@
         </w:tc>
         <w:tc>
           <w:tcPr>
-            <w:tcW w:w="814" w:type="dxa"/>
+            <w:tcW w:w="804" w:type="dxa"/>
             <w:gridSpan w:val="2"/>
             <w:vAlign w:val="center"/>
           </w:tcPr>
@@ -4087,7 +4394,7 @@
         </w:tc>
         <w:tc>
           <w:tcPr>
-            <w:tcW w:w="570" w:type="dxa"/>
+            <w:tcW w:w="548" w:type="dxa"/>
             <w:vMerge/>
             <w:vAlign w:val="center"/>
           </w:tcPr>
@@ -4113,7 +4420,7 @@
         </w:tc>
         <w:tc>
           <w:tcPr>
-            <w:tcW w:w="680" w:type="dxa"/>
+            <w:tcW w:w="649" w:type="dxa"/>
             <w:vMerge/>
             <w:vAlign w:val="center"/>
           </w:tcPr>
@@ -4139,7 +4446,7 @@
         </w:tc>
         <w:tc>
           <w:tcPr>
-            <w:tcW w:w="686" w:type="dxa"/>
+            <w:tcW w:w="659" w:type="dxa"/>
             <w:vMerge/>
             <w:vAlign w:val="center"/>
           </w:tcPr>
@@ -4151,7 +4458,7 @@
         </w:tc>
         <w:tc>
           <w:tcPr>
-            <w:tcW w:w="682" w:type="dxa"/>
+            <w:tcW w:w="650" w:type="dxa"/>
             <w:shd w:val="clear" w:color="auto" w:fill="D9F2D0" w:themeFill="accent6" w:themeFillTint="33"/>
             <w:vAlign w:val="center"/>
           </w:tcPr>
@@ -4166,7 +4473,7 @@
         </w:tc>
         <w:tc>
           <w:tcPr>
-            <w:tcW w:w="683" w:type="dxa"/>
+            <w:tcW w:w="666" w:type="dxa"/>
             <w:vMerge/>
             <w:shd w:val="clear" w:color="auto" w:fill="D9F2D0" w:themeFill="accent6" w:themeFillTint="33"/>
           </w:tcPr>
@@ -4179,7 +4486,7 @@
         </w:trPr>
         <w:tc>
           <w:tcPr>
-            <w:tcW w:w="322" w:type="dxa"/>
+            <w:tcW w:w="523" w:type="dxa"/>
             <w:vMerge/>
             <w:shd w:val="clear" w:color="auto" w:fill="99FF33"/>
           </w:tcPr>
@@ -4187,7 +4494,7 @@
         </w:tc>
         <w:tc>
           <w:tcPr>
-            <w:tcW w:w="683" w:type="dxa"/>
+            <w:tcW w:w="651" w:type="dxa"/>
             <w:vMerge/>
             <w:shd w:val="clear" w:color="auto" w:fill="99FF33"/>
           </w:tcPr>
@@ -4213,7 +4520,7 @@
         </w:tc>
         <w:tc>
           <w:tcPr>
-            <w:tcW w:w="683" w:type="dxa"/>
+            <w:tcW w:w="653" w:type="dxa"/>
             <w:vMerge/>
             <w:vAlign w:val="center"/>
           </w:tcPr>
@@ -4225,7 +4532,7 @@
         </w:tc>
         <w:tc>
           <w:tcPr>
-            <w:tcW w:w="814" w:type="dxa"/>
+            <w:tcW w:w="804" w:type="dxa"/>
             <w:gridSpan w:val="2"/>
             <w:vAlign w:val="center"/>
           </w:tcPr>
@@ -4240,7 +4547,7 @@
         </w:tc>
         <w:tc>
           <w:tcPr>
-            <w:tcW w:w="570" w:type="dxa"/>
+            <w:tcW w:w="548" w:type="dxa"/>
             <w:vMerge/>
             <w:vAlign w:val="center"/>
           </w:tcPr>
@@ -4266,7 +4573,7 @@
         </w:tc>
         <w:tc>
           <w:tcPr>
-            <w:tcW w:w="680" w:type="dxa"/>
+            <w:tcW w:w="649" w:type="dxa"/>
             <w:vMerge w:val="restart"/>
             <w:vAlign w:val="center"/>
           </w:tcPr>
@@ -4295,7 +4602,7 @@
         </w:tc>
         <w:tc>
           <w:tcPr>
-            <w:tcW w:w="686" w:type="dxa"/>
+            <w:tcW w:w="659" w:type="dxa"/>
             <w:vMerge w:val="restart"/>
             <w:vAlign w:val="center"/>
           </w:tcPr>
@@ -4310,7 +4617,7 @@
         </w:tc>
         <w:tc>
           <w:tcPr>
-            <w:tcW w:w="682" w:type="dxa"/>
+            <w:tcW w:w="650" w:type="dxa"/>
             <w:shd w:val="clear" w:color="auto" w:fill="D9F2D0" w:themeFill="accent6" w:themeFillTint="33"/>
             <w:vAlign w:val="center"/>
           </w:tcPr>
@@ -4325,7 +4632,7 @@
         </w:tc>
         <w:tc>
           <w:tcPr>
-            <w:tcW w:w="683" w:type="dxa"/>
+            <w:tcW w:w="666" w:type="dxa"/>
             <w:vMerge/>
             <w:shd w:val="clear" w:color="auto" w:fill="D9F2D0" w:themeFill="accent6" w:themeFillTint="33"/>
           </w:tcPr>
@@ -4338,7 +4645,7 @@
         </w:trPr>
         <w:tc>
           <w:tcPr>
-            <w:tcW w:w="322" w:type="dxa"/>
+            <w:tcW w:w="523" w:type="dxa"/>
             <w:vMerge/>
             <w:shd w:val="clear" w:color="auto" w:fill="99FF33"/>
           </w:tcPr>
@@ -4346,7 +4653,7 @@
         </w:tc>
         <w:tc>
           <w:tcPr>
-            <w:tcW w:w="683" w:type="dxa"/>
+            <w:tcW w:w="651" w:type="dxa"/>
             <w:vMerge/>
             <w:shd w:val="clear" w:color="auto" w:fill="99FF33"/>
           </w:tcPr>
@@ -4372,7 +4679,7 @@
         </w:tc>
         <w:tc>
           <w:tcPr>
-            <w:tcW w:w="683" w:type="dxa"/>
+            <w:tcW w:w="653" w:type="dxa"/>
             <w:vAlign w:val="center"/>
           </w:tcPr>
           <w:p>
@@ -4386,7 +4693,7 @@
         </w:tc>
         <w:tc>
           <w:tcPr>
-            <w:tcW w:w="814" w:type="dxa"/>
+            <w:tcW w:w="804" w:type="dxa"/>
             <w:gridSpan w:val="2"/>
             <w:vAlign w:val="center"/>
           </w:tcPr>
@@ -4401,7 +4708,7 @@
         </w:tc>
         <w:tc>
           <w:tcPr>
-            <w:tcW w:w="570" w:type="dxa"/>
+            <w:tcW w:w="548" w:type="dxa"/>
             <w:vMerge/>
             <w:vAlign w:val="center"/>
           </w:tcPr>
@@ -4427,7 +4734,7 @@
         </w:tc>
         <w:tc>
           <w:tcPr>
-            <w:tcW w:w="680" w:type="dxa"/>
+            <w:tcW w:w="649" w:type="dxa"/>
             <w:vMerge/>
             <w:vAlign w:val="center"/>
           </w:tcPr>
@@ -4453,7 +4760,7 @@
         </w:tc>
         <w:tc>
           <w:tcPr>
-            <w:tcW w:w="686" w:type="dxa"/>
+            <w:tcW w:w="659" w:type="dxa"/>
             <w:vMerge/>
             <w:vAlign w:val="center"/>
           </w:tcPr>
@@ -4465,7 +4772,7 @@
         </w:tc>
         <w:tc>
           <w:tcPr>
-            <w:tcW w:w="682" w:type="dxa"/>
+            <w:tcW w:w="650" w:type="dxa"/>
             <w:shd w:val="clear" w:color="auto" w:fill="D9F2D0" w:themeFill="accent6" w:themeFillTint="33"/>
             <w:vAlign w:val="center"/>
           </w:tcPr>
@@ -4480,7 +4787,7 @@
         </w:tc>
         <w:tc>
           <w:tcPr>
-            <w:tcW w:w="683" w:type="dxa"/>
+            <w:tcW w:w="666" w:type="dxa"/>
             <w:vMerge/>
             <w:shd w:val="clear" w:color="auto" w:fill="D9F2D0" w:themeFill="accent6" w:themeFillTint="33"/>
           </w:tcPr>
@@ -4493,7 +4800,7 @@
         </w:trPr>
         <w:tc>
           <w:tcPr>
-            <w:tcW w:w="322" w:type="dxa"/>
+            <w:tcW w:w="523" w:type="dxa"/>
             <w:vMerge/>
             <w:shd w:val="clear" w:color="auto" w:fill="99FF33"/>
           </w:tcPr>
@@ -4501,7 +4808,7 @@
         </w:tc>
         <w:tc>
           <w:tcPr>
-            <w:tcW w:w="683" w:type="dxa"/>
+            <w:tcW w:w="651" w:type="dxa"/>
             <w:vMerge w:val="restart"/>
             <w:shd w:val="clear" w:color="auto" w:fill="99FF33"/>
           </w:tcPr>
@@ -4540,7 +4847,7 @@
         </w:tc>
         <w:tc>
           <w:tcPr>
-            <w:tcW w:w="683" w:type="dxa"/>
+            <w:tcW w:w="653" w:type="dxa"/>
             <w:vMerge w:val="restart"/>
             <w:vAlign w:val="center"/>
           </w:tcPr>
@@ -4555,7 +4862,7 @@
         </w:tc>
         <w:tc>
           <w:tcPr>
-            <w:tcW w:w="814" w:type="dxa"/>
+            <w:tcW w:w="804" w:type="dxa"/>
             <w:gridSpan w:val="2"/>
             <w:vAlign w:val="center"/>
           </w:tcPr>
@@ -4570,7 +4877,7 @@
         </w:tc>
         <w:tc>
           <w:tcPr>
-            <w:tcW w:w="570" w:type="dxa"/>
+            <w:tcW w:w="548" w:type="dxa"/>
             <w:vMerge w:val="restart"/>
             <w:vAlign w:val="center"/>
           </w:tcPr>
@@ -4599,7 +4906,7 @@
         </w:tc>
         <w:tc>
           <w:tcPr>
-            <w:tcW w:w="680" w:type="dxa"/>
+            <w:tcW w:w="649" w:type="dxa"/>
             <w:vMerge w:val="restart"/>
             <w:vAlign w:val="center"/>
           </w:tcPr>
@@ -4628,7 +4935,7 @@
         </w:tc>
         <w:tc>
           <w:tcPr>
-            <w:tcW w:w="686" w:type="dxa"/>
+            <w:tcW w:w="659" w:type="dxa"/>
             <w:vMerge w:val="restart"/>
             <w:vAlign w:val="center"/>
           </w:tcPr>
@@ -4643,7 +4950,7 @@
         </w:tc>
         <w:tc>
           <w:tcPr>
-            <w:tcW w:w="682" w:type="dxa"/>
+            <w:tcW w:w="650" w:type="dxa"/>
             <w:shd w:val="clear" w:color="auto" w:fill="D9F2D0" w:themeFill="accent6" w:themeFillTint="33"/>
             <w:vAlign w:val="center"/>
           </w:tcPr>
@@ -4658,7 +4965,7 @@
         </w:tc>
         <w:tc>
           <w:tcPr>
-            <w:tcW w:w="683" w:type="dxa"/>
+            <w:tcW w:w="666" w:type="dxa"/>
             <w:vMerge/>
             <w:shd w:val="clear" w:color="auto" w:fill="D9F2D0" w:themeFill="accent6" w:themeFillTint="33"/>
           </w:tcPr>
@@ -4671,7 +4978,7 @@
         </w:trPr>
         <w:tc>
           <w:tcPr>
-            <w:tcW w:w="322" w:type="dxa"/>
+            <w:tcW w:w="523" w:type="dxa"/>
             <w:vMerge/>
             <w:shd w:val="clear" w:color="auto" w:fill="99FF33"/>
           </w:tcPr>
@@ -4679,7 +4986,7 @@
         </w:tc>
         <w:tc>
           <w:tcPr>
-            <w:tcW w:w="683" w:type="dxa"/>
+            <w:tcW w:w="651" w:type="dxa"/>
             <w:vMerge/>
             <w:shd w:val="clear" w:color="auto" w:fill="99FF33"/>
           </w:tcPr>
@@ -4705,7 +5012,7 @@
         </w:tc>
         <w:tc>
           <w:tcPr>
-            <w:tcW w:w="683" w:type="dxa"/>
+            <w:tcW w:w="653" w:type="dxa"/>
             <w:vMerge/>
             <w:vAlign w:val="center"/>
           </w:tcPr>
@@ -4717,7 +5024,7 @@
         </w:tc>
         <w:tc>
           <w:tcPr>
-            <w:tcW w:w="814" w:type="dxa"/>
+            <w:tcW w:w="804" w:type="dxa"/>
             <w:gridSpan w:val="2"/>
             <w:vAlign w:val="center"/>
           </w:tcPr>
@@ -4732,7 +5039,7 @@
         </w:tc>
         <w:tc>
           <w:tcPr>
-            <w:tcW w:w="570" w:type="dxa"/>
+            <w:tcW w:w="548" w:type="dxa"/>
             <w:vMerge/>
             <w:vAlign w:val="center"/>
           </w:tcPr>
@@ -4758,7 +5065,7 @@
         </w:tc>
         <w:tc>
           <w:tcPr>
-            <w:tcW w:w="680" w:type="dxa"/>
+            <w:tcW w:w="649" w:type="dxa"/>
             <w:vMerge/>
             <w:vAlign w:val="center"/>
           </w:tcPr>
@@ -4784,7 +5091,7 @@
         </w:tc>
         <w:tc>
           <w:tcPr>
-            <w:tcW w:w="686" w:type="dxa"/>
+            <w:tcW w:w="659" w:type="dxa"/>
             <w:vMerge/>
             <w:vAlign w:val="center"/>
           </w:tcPr>
@@ -4796,7 +5103,7 @@
         </w:tc>
         <w:tc>
           <w:tcPr>
-            <w:tcW w:w="682" w:type="dxa"/>
+            <w:tcW w:w="650" w:type="dxa"/>
             <w:shd w:val="clear" w:color="auto" w:fill="D9F2D0" w:themeFill="accent6" w:themeFillTint="33"/>
             <w:vAlign w:val="center"/>
           </w:tcPr>
@@ -4811,7 +5118,7 @@
         </w:tc>
         <w:tc>
           <w:tcPr>
-            <w:tcW w:w="683" w:type="dxa"/>
+            <w:tcW w:w="666" w:type="dxa"/>
             <w:vMerge/>
             <w:shd w:val="clear" w:color="auto" w:fill="D9F2D0" w:themeFill="accent6" w:themeFillTint="33"/>
           </w:tcPr>
@@ -4824,7 +5131,7 @@
         </w:trPr>
         <w:tc>
           <w:tcPr>
-            <w:tcW w:w="322" w:type="dxa"/>
+            <w:tcW w:w="523" w:type="dxa"/>
             <w:vMerge/>
             <w:shd w:val="clear" w:color="auto" w:fill="99FF33"/>
           </w:tcPr>
@@ -4832,7 +5139,7 @@
         </w:tc>
         <w:tc>
           <w:tcPr>
-            <w:tcW w:w="683" w:type="dxa"/>
+            <w:tcW w:w="651" w:type="dxa"/>
             <w:vMerge/>
             <w:shd w:val="clear" w:color="auto" w:fill="99FF33"/>
           </w:tcPr>
@@ -4858,7 +5165,7 @@
         </w:tc>
         <w:tc>
           <w:tcPr>
-            <w:tcW w:w="683" w:type="dxa"/>
+            <w:tcW w:w="653" w:type="dxa"/>
             <w:vMerge/>
             <w:vAlign w:val="center"/>
           </w:tcPr>
@@ -4870,7 +5177,7 @@
         </w:tc>
         <w:tc>
           <w:tcPr>
-            <w:tcW w:w="814" w:type="dxa"/>
+            <w:tcW w:w="804" w:type="dxa"/>
             <w:gridSpan w:val="2"/>
             <w:vAlign w:val="center"/>
           </w:tcPr>
@@ -4885,7 +5192,7 @@
         </w:tc>
         <w:tc>
           <w:tcPr>
-            <w:tcW w:w="570" w:type="dxa"/>
+            <w:tcW w:w="548" w:type="dxa"/>
             <w:vMerge/>
             <w:vAlign w:val="center"/>
           </w:tcPr>
@@ -4911,7 +5218,7 @@
         </w:tc>
         <w:tc>
           <w:tcPr>
-            <w:tcW w:w="680" w:type="dxa"/>
+            <w:tcW w:w="649" w:type="dxa"/>
             <w:vMerge w:val="restart"/>
             <w:vAlign w:val="center"/>
           </w:tcPr>
@@ -4940,7 +5247,7 @@
         </w:tc>
         <w:tc>
           <w:tcPr>
-            <w:tcW w:w="686" w:type="dxa"/>
+            <w:tcW w:w="659" w:type="dxa"/>
             <w:vMerge/>
             <w:vAlign w:val="center"/>
           </w:tcPr>
@@ -4952,7 +5259,7 @@
         </w:tc>
         <w:tc>
           <w:tcPr>
-            <w:tcW w:w="682" w:type="dxa"/>
+            <w:tcW w:w="650" w:type="dxa"/>
             <w:shd w:val="clear" w:color="auto" w:fill="D9F2D0" w:themeFill="accent6" w:themeFillTint="33"/>
             <w:vAlign w:val="center"/>
           </w:tcPr>
@@ -4967,7 +5274,7 @@
         </w:tc>
         <w:tc>
           <w:tcPr>
-            <w:tcW w:w="683" w:type="dxa"/>
+            <w:tcW w:w="666" w:type="dxa"/>
             <w:vMerge/>
             <w:shd w:val="clear" w:color="auto" w:fill="D9F2D0" w:themeFill="accent6" w:themeFillTint="33"/>
           </w:tcPr>
@@ -4980,7 +5287,7 @@
         </w:trPr>
         <w:tc>
           <w:tcPr>
-            <w:tcW w:w="322" w:type="dxa"/>
+            <w:tcW w:w="523" w:type="dxa"/>
             <w:vMerge/>
             <w:shd w:val="clear" w:color="auto" w:fill="99FF33"/>
           </w:tcPr>
@@ -4988,7 +5295,7 @@
         </w:tc>
         <w:tc>
           <w:tcPr>
-            <w:tcW w:w="683" w:type="dxa"/>
+            <w:tcW w:w="651" w:type="dxa"/>
             <w:vMerge/>
             <w:shd w:val="clear" w:color="auto" w:fill="99FF33"/>
           </w:tcPr>
@@ -5014,7 +5321,7 @@
         </w:tc>
         <w:tc>
           <w:tcPr>
-            <w:tcW w:w="683" w:type="dxa"/>
+            <w:tcW w:w="653" w:type="dxa"/>
             <w:vMerge/>
             <w:vAlign w:val="center"/>
           </w:tcPr>
@@ -5026,7 +5333,7 @@
         </w:tc>
         <w:tc>
           <w:tcPr>
-            <w:tcW w:w="814" w:type="dxa"/>
+            <w:tcW w:w="804" w:type="dxa"/>
             <w:gridSpan w:val="2"/>
             <w:vAlign w:val="center"/>
           </w:tcPr>
@@ -5041,7 +5348,7 @@
         </w:tc>
         <w:tc>
           <w:tcPr>
-            <w:tcW w:w="570" w:type="dxa"/>
+            <w:tcW w:w="548" w:type="dxa"/>
             <w:vMerge/>
             <w:vAlign w:val="center"/>
           </w:tcPr>
@@ -5067,7 +5374,7 @@
         </w:tc>
         <w:tc>
           <w:tcPr>
-            <w:tcW w:w="680" w:type="dxa"/>
+            <w:tcW w:w="649" w:type="dxa"/>
             <w:vMerge/>
             <w:vAlign w:val="center"/>
           </w:tcPr>
@@ -5093,7 +5400,7 @@
         </w:tc>
         <w:tc>
           <w:tcPr>
-            <w:tcW w:w="686" w:type="dxa"/>
+            <w:tcW w:w="659" w:type="dxa"/>
             <w:vMerge/>
             <w:vAlign w:val="center"/>
           </w:tcPr>
@@ -5105,7 +5412,7 @@
         </w:tc>
         <w:tc>
           <w:tcPr>
-            <w:tcW w:w="682" w:type="dxa"/>
+            <w:tcW w:w="650" w:type="dxa"/>
             <w:shd w:val="clear" w:color="auto" w:fill="D9F2D0" w:themeFill="accent6" w:themeFillTint="33"/>
             <w:vAlign w:val="center"/>
           </w:tcPr>
@@ -5120,7 +5427,7 @@
         </w:tc>
         <w:tc>
           <w:tcPr>
-            <w:tcW w:w="683" w:type="dxa"/>
+            <w:tcW w:w="666" w:type="dxa"/>
             <w:vMerge/>
             <w:shd w:val="clear" w:color="auto" w:fill="D9F2D0" w:themeFill="accent6" w:themeFillTint="33"/>
           </w:tcPr>
@@ -8259,7 +8566,7 @@
           </mc:Choice>
           <mc:Fallback>
             <w:pict>
-              <v:group w14:anchorId="029F4B9E" id="Zone de dessin 2" o:spid="_x0000_s1026" editas="canvas" style="width:6in;height:354.15pt;mso-position-horizontal-relative:char;mso-position-vertical-relative:line" coordsize="54864,44977" o:gfxdata="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">
+              <v:group w14:anchorId="44B7F840" id="Zone de dessin 2" o:spid="_x0000_s1026" editas="canvas" style="width:6in;height:354.15pt;mso-position-horizontal-relative:char;mso-position-vertical-relative:line" coordsize="54864,44977" o:gfxdata="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">
                 <v:shape id="_x0000_s1027" type="#_x0000_t75" style="position:absolute;width:54864;height:44977;visibility:visible;mso-wrap-style:square" filled="t" stroked="t" strokecolor="black [3200]">
                   <v:fill opacity="771f" o:detectmouseclick="t"/>
                   <v:stroke joinstyle="bevel" endcap="round"/>
